--- a/products-storage/08-pto-bez-zamechaniy/09-krasnye-flagi.docx
+++ b/products-storage/08-pto-bez-zamechaniy/09-krasnye-flagi.docx
@@ -3,122 +3,162 @@
 <w:document xmlns:wpc="http://schemas.microsoft.com/office/word/2010/wordprocessingCanvas" xmlns:mo="http://schemas.microsoft.com/office/mac/office/2008/main" xmlns:mc="http://schemas.openxmlformats.org/markup-compatibility/2006" xmlns:mv="urn:schemas-microsoft-com:mac:vml" xmlns:o="urn:schemas-microsoft-com:office:office" xmlns:r="http://schemas.openxmlformats.org/officeDocument/2006/relationships" xmlns:m="http://schemas.openxmlformats.org/officeDocument/2006/math" xmlns:v="urn:schemas-microsoft-com:vml" xmlns:wp14="http://schemas.microsoft.com/office/word/2010/wordprocessingDrawing" xmlns:wp="http://schemas.openxmlformats.org/drawingml/2006/wordprocessingDrawing" xmlns:w10="urn:schemas-microsoft-com:office:word" xmlns:w="http://schemas.openxmlformats.org/wordprocessingml/2006/main" xmlns:w14="http://schemas.microsoft.com/office/word/2010/wordml" xmlns:wpg="http://schemas.microsoft.com/office/word/2010/wordprocessingGroup" xmlns:wpi="http://schemas.microsoft.com/office/word/2010/wordprocessingInk" xmlns:wne="http://schemas.microsoft.com/office/word/2006/wordml" xmlns:wps="http://schemas.microsoft.com/office/word/2010/wordprocessingShape" mc:Ignorable="w14 wp14">
   <w:body>
     <w:p>
-      <w:pPr>
-        <w:pStyle w:val="Title"/>
-        <w:jc w:val="center"/>
-      </w:pPr>
       <w:r>
-        <w:t>КРАСНЫЕ ФЛАГИ: Признаки необоснованной блокировки оплаты</w:t>
-      </w:r>
-    </w:p>
-    <w:p/>
-    <w:p>
-      <w:pPr>
-        <w:pStyle w:val="Heading1"/>
-      </w:pPr>
-      <w:r>
-        <w:t>Признак 1. Замечания появились ПОСЛЕ истечения срока оплаты</w:t>
+        <w:rPr>
+          <w:rFonts w:ascii="Arial" w:hAnsi="Arial"/>
+          <w:b/>
+          <w:color w:val="AE8031"/>
+          <w:sz w:val="32"/>
+        </w:rPr>
+        <w:t>КОНТРОЛЬ БЛОКИРОВКИ ПРИЁМКИ И ОПЛАТЫ</w:t>
       </w:r>
     </w:p>
     <w:p>
       <w:r>
-        <w:t>Заказчик не платит 2 месяца, а потом вдруг 'обнаруживает' проблемы с документами.</w:t>
-        <w:br/>
-        <w:br/>
-        <w:t>Это классическая тактика оттягивания оплаты. Замечания могут быть формальными или надуманными.</w:t>
-        <w:br/>
-        <w:br/>
-        <w:t>Ваши действия: потребуйте оплату. Замечания, предъявленные после срока оплаты, не освобождают от обязанности платить. Обратитесь в суд.</w:t>
-      </w:r>
-    </w:p>
-    <w:p>
-      <w:pPr>
-        <w:pStyle w:val="Heading1"/>
-      </w:pPr>
-      <w:r>
-        <w:t>Признак 2. Замечания формальные и повторяющиеся</w:t>
+        <w:rPr>
+          <w:rFonts w:ascii="Arial" w:hAnsi="Arial"/>
+          <w:b/>
+          <w:sz w:val="22"/>
+        </w:rPr>
+        <w:t>Срок и содержание замечаний</w:t>
       </w:r>
     </w:p>
     <w:p>
       <w:r>
-        <w:t>Заказчик возвращает КС-2 с замечанием 'неправильное наименование', вы исправляете - он возвращает с замечанием 'нет печати', вы ставите печать - он возвращает с замечанием 'не та дата'.</w:t>
-        <w:br/>
-        <w:br/>
-        <w:t>Это 'замечания-бесконечность'. Заказчик не хочет платить и тянет время.</w:t>
-        <w:br/>
-        <w:br/>
-        <w:t>Ваши действия: зафиксируйте каждый возврат. После 3-го возврата - направьте претензию с указанием на недобросовестность. Суд взыщет долг.</w:t>
-      </w:r>
-    </w:p>
-    <w:p>
-      <w:pPr>
-        <w:pStyle w:val="Heading1"/>
-      </w:pPr>
-      <w:r>
-        <w:t>Признак 3. Заказчик требует документы, не предусмотренные договором</w:t>
+        <w:rPr>
+          <w:rFonts w:ascii="Arial" w:hAnsi="Arial"/>
+        </w:rPr>
+        <w:t>Сверьте дату получения, договорный срок рассмотрения и каждую позицию с согласованным перечнем ИД. Поздний ответ сам по себе не решает вопрос о качестве или оплате.</w:t>
       </w:r>
     </w:p>
     <w:p>
       <w:r>
-        <w:t>Договор требует КС-2, КС-3, акты АОСР. Заказчик требует еще и журнал входного контроля, протоколы испытаний, сертификаты на крепеж (который вы не поставляли).</w:t>
-        <w:br/>
-        <w:br/>
-        <w:t>Ваши действия: напишите отказ с ссылкой на договор. Если требование выходит за рамки договора - вы не обязаны его выполнять.</w:t>
-      </w:r>
-    </w:p>
-    <w:p>
-      <w:pPr>
-        <w:pStyle w:val="Heading1"/>
-      </w:pPr>
-      <w:r>
-        <w:t>Признак 4. Заказчик отказывается подписывать акт приемки ИД</w:t>
+        <w:rPr>
+          <w:rFonts w:ascii="Arial" w:hAnsi="Arial"/>
+          <w:b/>
+          <w:sz w:val="22"/>
+        </w:rPr>
+        <w:t>Повторные возвраты</w:t>
       </w:r>
     </w:p>
     <w:p>
       <w:r>
-        <w:t>Вы передали документы, а заказчик 'посмотрит потом' и не подписывает акт.</w:t>
-        <w:br/>
-        <w:br/>
-        <w:t>Ваши действия: направьте уведомление о готовности ИД с указанием срока для приемки. Если не принимает - КС считается согласованной по истечении срока (если предусмотрено договором) или через 30 дней.</w:t>
-      </w:r>
-    </w:p>
-    <w:p>
-      <w:pPr>
-        <w:pStyle w:val="Heading1"/>
-      </w:pPr>
-      <w:r>
-        <w:t>Признак 5. Заказчик требует 'доработать' уже оплаченные работы</w:t>
+        <w:rPr>
+          <w:rFonts w:ascii="Arial" w:hAnsi="Arial"/>
+        </w:rPr>
+        <w:t>Сохраните версии, входящие номера и результат исправления. Потребуйте единый перечень оставшихся замечаний с документальными основаниями.</w:t>
       </w:r>
     </w:p>
     <w:p>
       <w:r>
-        <w:t>Работы приняты, оплачены, а потом заказчик говорит: 'А теперь переделайте, и тогда заплатим за следующий этап'.</w:t>
-        <w:br/>
-        <w:br/>
-        <w:t>Ваши действия: принятые и оплаченные работы не подлежат доработке без отдельного договора/допсоглашения. Требуйте оплату по факту выполнения.</w:t>
-      </w:r>
-    </w:p>
-    <w:p>
-      <w:pPr>
-        <w:pStyle w:val="Heading1"/>
-      </w:pPr>
-      <w:r>
-        <w:t>Общий принцип</w:t>
+        <w:rPr>
+          <w:rFonts w:ascii="Arial" w:hAnsi="Arial"/>
+          <w:b/>
+          <w:sz w:val="22"/>
+        </w:rPr>
+        <w:t>Новые документы</w:t>
       </w:r>
     </w:p>
     <w:p>
       <w:r>
-        <w:t>Если вы уверены, что работы выполнены качественно и документы оформлены правильно - не позволяйте заказчику бесконечно 'проверять'. Установите сроки, зафиксируйте требования письменно, и при нарушении - обращайтесь в суд. Закон на вашей стороне.</w:t>
+        <w:rPr>
+          <w:rFonts w:ascii="Arial" w:hAnsi="Arial"/>
+        </w:rPr>
+        <w:t>Сопоставьте требование с проектом, договором и обязательными требованиями. Новое условие оформите согласованным изменением, если оно действительно меняет состав обязательств.</w:t>
+      </w:r>
+    </w:p>
+    <w:p>
+      <w:r>
+        <w:rPr>
+          <w:rFonts w:ascii="Arial" w:hAnsi="Arial"/>
+          <w:b/>
+          <w:sz w:val="22"/>
+        </w:rPr>
+        <w:t>Неподписанная передача</w:t>
+      </w:r>
+    </w:p>
+    <w:p>
+      <w:r>
+        <w:rPr>
+          <w:rFonts w:ascii="Arial" w:hAnsi="Arial"/>
+        </w:rPr>
+        <w:t>Подтвердите отправку и получение описи, комплект и полномочия получателя. Зафиксируйте отсутствие ответа и действуйте по согласованному порядку приёмки.</w:t>
+      </w:r>
+    </w:p>
+    <w:p>
+      <w:r>
+        <w:rPr>
+          <w:rFonts w:ascii="Arial" w:hAnsi="Arial"/>
+          <w:b/>
+          <w:sz w:val="22"/>
+        </w:rPr>
+        <w:t>Оплаченные и спорные работы</w:t>
+      </w:r>
+    </w:p>
+    <w:p>
+      <w:r>
+        <w:rPr>
+          <w:rFonts w:ascii="Arial" w:hAnsi="Arial"/>
+        </w:rPr>
+        <w:t>Разделите принятый объём, новые требования и возможные недостатки; проверьте договорные гарантийные обязательства и основания удержания оплаты по конкретному этапу.</w:t>
+      </w:r>
+    </w:p>
+    <w:p>
+      <w:r>
+        <w:rPr>
+          <w:rFonts w:ascii="Arial" w:hAnsi="Arial"/>
+          <w:b/>
+          <w:sz w:val="22"/>
+        </w:rPr>
+        <w:t>Решение</w:t>
+      </w:r>
+    </w:p>
+    <w:p>
+      <w:r>
+        <w:rPr>
+          <w:rFonts w:ascii="Arial" w:hAnsi="Arial"/>
+        </w:rPr>
+        <w:t>Подготовьте ответ по файлу 04, расчёт просроченной оплаты и отдельное требование об оплате при наличии основания. Перед обращением в суд проверьте претензионный порядок и доказательства направления.</w:t>
       </w:r>
     </w:p>
     <w:sectPr>
-      <w:pgSz w:w="12240" w:h="15840"/>
-      <w:pgMar w:top="1440" w:right="1800" w:bottom="1440" w:left="1800" w:header="720" w:footer="720" w:gutter="0"/>
+      <w:footerReference w:type="default" r:id="rId9"/>
+      <w:headerReference w:type="default" r:id="rId10"/>
+      <w:pgSz w:w="11906" w:h="16838"/>
+      <w:pgMar w:top="1020" w:right="1134" w:bottom="964" w:left="1134" w:header="720" w:footer="720" w:gutter="0"/>
       <w:cols w:space="720"/>
       <w:docGrid w:linePitch="360"/>
     </w:sectPr>
   </w:body>
 </w:document>
+</file>
+
+<file path=word/footer1.xml><?xml version="1.0" encoding="utf-8"?>
+<w:ftr xmlns:m="http://schemas.openxmlformats.org/officeDocument/2006/math" xmlns:mc="http://schemas.openxmlformats.org/markup-compatibility/2006" xmlns:mo="http://schemas.microsoft.com/office/mac/office/2008/main" xmlns:mv="urn:schemas-microsoft-com:mac:vml" xmlns:o="urn:schemas-microsoft-com:office:office" xmlns:r="http://schemas.openxmlformats.org/officeDocument/2006/relationships" xmlns:v="urn:schemas-microsoft-com:vml" xmlns:w10="urn:schemas-microsoft-com:office:word" xmlns:w14="http://schemas.microsoft.com/office/word/2010/wordml" xmlns:w="http://schemas.openxmlformats.org/wordprocessingml/2006/main" xmlns:wne="http://schemas.microsoft.com/office/word/2006/wordml" xmlns:wp14="http://schemas.microsoft.com/office/word/2010/wordprocessingDrawing" xmlns:wp="http://schemas.openxmlformats.org/drawingml/2006/wordprocessingDrawing" xmlns:wpc="http://schemas.microsoft.com/office/word/2010/wordprocessingCanvas" xmlns:wpg="http://schemas.microsoft.com/office/word/2010/wordprocessingGroup" xmlns:wpi="http://schemas.microsoft.com/office/word/2010/wordprocessingInk" xmlns:wps="http://schemas.microsoft.com/office/word/2010/wordprocessingShape" mc:Ignorable="w14 wp14">
+  <w:p>
+    <w:pPr>
+      <w:pStyle w:val="Footer"/>
+    </w:pPr>
+    <w:r>
+      <w:rPr>
+        <w:rFonts w:ascii="Arial" w:hAnsi="Arial"/>
+        <w:color w:val="AE8031"/>
+        <w:sz w:val="15"/>
+      </w:rPr>
+      <w:t>НА СТОРОНЕ ПОДРЯДЧИКА  /  P4</w:t>
+    </w:r>
+  </w:p>
+</w:ftr>
+</file>
+
+<file path=word/header1.xml><?xml version="1.0" encoding="utf-8"?>
+<w:hdr xmlns:m="http://schemas.openxmlformats.org/officeDocument/2006/math" xmlns:mc="http://schemas.openxmlformats.org/markup-compatibility/2006" xmlns:mo="http://schemas.microsoft.com/office/mac/office/2008/main" xmlns:mv="urn:schemas-microsoft-com:mac:vml" xmlns:o="urn:schemas-microsoft-com:office:office" xmlns:r="http://schemas.openxmlformats.org/officeDocument/2006/relationships" xmlns:v="urn:schemas-microsoft-com:vml" xmlns:w10="urn:schemas-microsoft-com:office:word" xmlns:w14="http://schemas.microsoft.com/office/word/2010/wordml" xmlns:w="http://schemas.openxmlformats.org/wordprocessingml/2006/main" xmlns:wne="http://schemas.microsoft.com/office/word/2006/wordml" xmlns:wp14="http://schemas.microsoft.com/office/word/2010/wordprocessingDrawing" xmlns:wp="http://schemas.openxmlformats.org/drawingml/2006/wordprocessingDrawing" xmlns:wpc="http://schemas.microsoft.com/office/word/2010/wordprocessingCanvas" xmlns:wpg="http://schemas.microsoft.com/office/word/2010/wordprocessingGroup" xmlns:wpi="http://schemas.microsoft.com/office/word/2010/wordprocessingInk" xmlns:wps="http://schemas.microsoft.com/office/word/2010/wordprocessingShape" mc:Ignorable="w14 wp14">
+  <w:p>
+    <w:pPr>
+      <w:pStyle w:val="Header"/>
+    </w:pPr>
+  </w:p>
+</w:hdr>
 </file>
 
 <file path=word/numbering.xml><?xml version="1.0" encoding="utf-8"?>
@@ -484,6 +524,14 @@
     <w:name w:val="Normal"/>
     <w:qFormat/>
     <w:rsid w:val="00FC693F"/>
+    <w:pPr>
+      <w:spacing w:after="120" w:line="269" w:lineRule="auto"/>
+    </w:pPr>
+    <w:rPr>
+      <w:rFonts w:ascii="Arial" w:hAnsi="Arial"/>
+      <w:color w:val="2B3239"/>
+      <w:sz w:val="20"/>
+    </w:rPr>
   </w:style>
   <w:style w:type="paragraph" w:styleId="Header">
     <w:name w:val="header"/>
@@ -499,6 +547,9 @@
       </w:tabs>
       <w:spacing w:after="0" w:line="240" w:lineRule="auto"/>
     </w:pPr>
+    <w:rPr>
+      <w:rFonts w:ascii="Arial" w:hAnsi="Arial"/>
+    </w:rPr>
   </w:style>
   <w:style w:type="character" w:customStyle="1" w:styleId="HeaderChar">
     <w:name w:val="Header Char"/>
@@ -506,6 +557,9 @@
     <w:link w:val="Header"/>
     <w:uiPriority w:val="99"/>
     <w:rsid w:val="00E618BF"/>
+    <w:rPr>
+      <w:rFonts w:ascii="Arial" w:hAnsi="Arial"/>
+    </w:rPr>
   </w:style>
   <w:style w:type="paragraph" w:styleId="Footer">
     <w:name w:val="footer"/>
@@ -521,6 +575,9 @@
       </w:tabs>
       <w:spacing w:after="0" w:line="240" w:lineRule="auto"/>
     </w:pPr>
+    <w:rPr>
+      <w:rFonts w:ascii="Arial" w:hAnsi="Arial"/>
+    </w:rPr>
   </w:style>
   <w:style w:type="character" w:customStyle="1" w:styleId="FooterChar">
     <w:name w:val="Footer Char"/>
@@ -528,6 +585,9 @@
     <w:link w:val="Footer"/>
     <w:uiPriority w:val="99"/>
     <w:rsid w:val="00E618BF"/>
+    <w:rPr>
+      <w:rFonts w:ascii="Arial" w:hAnsi="Arial"/>
+    </w:rPr>
   </w:style>
   <w:style w:type="paragraph" w:styleId="Heading1">
     <w:name w:val="heading 1"/>
@@ -544,7 +604,7 @@
       <w:outlineLvl w:val="0"/>
     </w:pPr>
     <w:rPr>
-      <w:rFonts w:asciiTheme="majorHAnsi" w:eastAsiaTheme="majorEastAsia" w:hAnsiTheme="majorHAnsi" w:cstheme="majorBidi"/>
+      <w:rFonts w:asciiTheme="majorHAnsi" w:eastAsiaTheme="majorEastAsia" w:hAnsiTheme="majorHAnsi" w:cstheme="majorBidi" w:ascii="Arial" w:hAnsi="Arial"/>
       <w:b/>
       <w:bCs/>
       <w:color w:val="365F91" w:themeColor="accent1" w:themeShade="BF"/>
@@ -568,7 +628,7 @@
       <w:outlineLvl w:val="1"/>
     </w:pPr>
     <w:rPr>
-      <w:rFonts w:asciiTheme="majorHAnsi" w:eastAsiaTheme="majorEastAsia" w:hAnsiTheme="majorHAnsi" w:cstheme="majorBidi"/>
+      <w:rFonts w:asciiTheme="majorHAnsi" w:eastAsiaTheme="majorEastAsia" w:hAnsiTheme="majorHAnsi" w:cstheme="majorBidi" w:ascii="Arial" w:hAnsi="Arial"/>
       <w:b/>
       <w:bCs/>
       <w:color w:val="4F81BD" w:themeColor="accent1"/>
@@ -592,7 +652,7 @@
       <w:outlineLvl w:val="2"/>
     </w:pPr>
     <w:rPr>
-      <w:rFonts w:asciiTheme="majorHAnsi" w:eastAsiaTheme="majorEastAsia" w:hAnsiTheme="majorHAnsi" w:cstheme="majorBidi"/>
+      <w:rFonts w:asciiTheme="majorHAnsi" w:eastAsiaTheme="majorEastAsia" w:hAnsiTheme="majorHAnsi" w:cstheme="majorBidi" w:ascii="Arial" w:hAnsi="Arial"/>
       <w:b/>
       <w:bCs/>
       <w:color w:val="4F81BD" w:themeColor="accent1"/>
@@ -615,7 +675,7 @@
       <w:outlineLvl w:val="3"/>
     </w:pPr>
     <w:rPr>
-      <w:rFonts w:asciiTheme="majorHAnsi" w:eastAsiaTheme="majorEastAsia" w:hAnsiTheme="majorHAnsi" w:cstheme="majorBidi"/>
+      <w:rFonts w:asciiTheme="majorHAnsi" w:eastAsiaTheme="majorEastAsia" w:hAnsiTheme="majorHAnsi" w:cstheme="majorBidi" w:ascii="Arial" w:hAnsi="Arial"/>
       <w:b/>
       <w:bCs/>
       <w:i/>
@@ -640,7 +700,7 @@
       <w:outlineLvl w:val="4"/>
     </w:pPr>
     <w:rPr>
-      <w:rFonts w:asciiTheme="majorHAnsi" w:eastAsiaTheme="majorEastAsia" w:hAnsiTheme="majorHAnsi" w:cstheme="majorBidi"/>
+      <w:rFonts w:asciiTheme="majorHAnsi" w:eastAsiaTheme="majorEastAsia" w:hAnsiTheme="majorHAnsi" w:cstheme="majorBidi" w:ascii="Arial" w:hAnsi="Arial"/>
       <w:color w:val="243F60" w:themeColor="accent1" w:themeShade="7F"/>
     </w:rPr>
   </w:style>
@@ -661,7 +721,7 @@
       <w:outlineLvl w:val="5"/>
     </w:pPr>
     <w:rPr>
-      <w:rFonts w:asciiTheme="majorHAnsi" w:eastAsiaTheme="majorEastAsia" w:hAnsiTheme="majorHAnsi" w:cstheme="majorBidi"/>
+      <w:rFonts w:asciiTheme="majorHAnsi" w:eastAsiaTheme="majorEastAsia" w:hAnsiTheme="majorHAnsi" w:cstheme="majorBidi" w:ascii="Arial" w:hAnsi="Arial"/>
       <w:i/>
       <w:iCs/>
       <w:color w:val="243F60" w:themeColor="accent1" w:themeShade="7F"/>
@@ -684,7 +744,7 @@
       <w:outlineLvl w:val="6"/>
     </w:pPr>
     <w:rPr>
-      <w:rFonts w:asciiTheme="majorHAnsi" w:eastAsiaTheme="majorEastAsia" w:hAnsiTheme="majorHAnsi" w:cstheme="majorBidi"/>
+      <w:rFonts w:asciiTheme="majorHAnsi" w:eastAsiaTheme="majorEastAsia" w:hAnsiTheme="majorHAnsi" w:cstheme="majorBidi" w:ascii="Arial" w:hAnsi="Arial"/>
       <w:i/>
       <w:iCs/>
       <w:color w:val="404040" w:themeColor="text1" w:themeTint="BF"/>
@@ -707,7 +767,7 @@
       <w:outlineLvl w:val="7"/>
     </w:pPr>
     <w:rPr>
-      <w:rFonts w:asciiTheme="majorHAnsi" w:eastAsiaTheme="majorEastAsia" w:hAnsiTheme="majorHAnsi" w:cstheme="majorBidi"/>
+      <w:rFonts w:asciiTheme="majorHAnsi" w:eastAsiaTheme="majorEastAsia" w:hAnsiTheme="majorHAnsi" w:cstheme="majorBidi" w:ascii="Arial" w:hAnsi="Arial"/>
       <w:color w:val="4F81BD" w:themeColor="accent1"/>
       <w:sz w:val="20"/>
       <w:szCs w:val="20"/>
@@ -730,7 +790,7 @@
       <w:outlineLvl w:val="8"/>
     </w:pPr>
     <w:rPr>
-      <w:rFonts w:asciiTheme="majorHAnsi" w:eastAsiaTheme="majorEastAsia" w:hAnsiTheme="majorHAnsi" w:cstheme="majorBidi"/>
+      <w:rFonts w:asciiTheme="majorHAnsi" w:eastAsiaTheme="majorEastAsia" w:hAnsiTheme="majorHAnsi" w:cstheme="majorBidi" w:ascii="Arial" w:hAnsi="Arial"/>
       <w:i/>
       <w:iCs/>
       <w:color w:val="404040" w:themeColor="text1" w:themeTint="BF"/>
@@ -743,12 +803,18 @@
     <w:uiPriority w:val="1"/>
     <w:semiHidden/>
     <w:unhideWhenUsed/>
+    <w:rPr>
+      <w:rFonts w:ascii="Arial" w:hAnsi="Arial"/>
+    </w:rPr>
   </w:style>
   <w:style w:type="table" w:default="1" w:styleId="TableNormal">
     <w:name w:val="Normal Table"/>
     <w:uiPriority w:val="99"/>
     <w:semiHidden/>
     <w:unhideWhenUsed/>
+    <w:rPr>
+      <w:rFonts w:ascii="Arial" w:hAnsi="Arial"/>
+    </w:rPr>
     <w:tblPr>
       <w:tblInd w:w="0" w:type="dxa"/>
       <w:tblCellMar>
@@ -773,6 +839,9 @@
     <w:pPr>
       <w:spacing w:after="0" w:line="240" w:lineRule="auto"/>
     </w:pPr>
+    <w:rPr>
+      <w:rFonts w:ascii="Arial" w:hAnsi="Arial"/>
+    </w:rPr>
   </w:style>
   <w:style w:type="character" w:customStyle="1" w:styleId="Heading1Char">
     <w:name w:val="Heading 1 Char"/>
@@ -781,7 +850,7 @@
     <w:uiPriority w:val="9"/>
     <w:rsid w:val="00FC693F"/>
     <w:rPr>
-      <w:rFonts w:asciiTheme="majorHAnsi" w:eastAsiaTheme="majorEastAsia" w:hAnsiTheme="majorHAnsi" w:cstheme="majorBidi"/>
+      <w:rFonts w:asciiTheme="majorHAnsi" w:eastAsiaTheme="majorEastAsia" w:hAnsiTheme="majorHAnsi" w:cstheme="majorBidi" w:ascii="Arial" w:hAnsi="Arial"/>
       <w:b/>
       <w:bCs/>
       <w:color w:val="365F91" w:themeColor="accent1" w:themeShade="BF"/>
@@ -796,7 +865,7 @@
     <w:uiPriority w:val="9"/>
     <w:rsid w:val="00FC693F"/>
     <w:rPr>
-      <w:rFonts w:asciiTheme="majorHAnsi" w:eastAsiaTheme="majorEastAsia" w:hAnsiTheme="majorHAnsi" w:cstheme="majorBidi"/>
+      <w:rFonts w:asciiTheme="majorHAnsi" w:eastAsiaTheme="majorEastAsia" w:hAnsiTheme="majorHAnsi" w:cstheme="majorBidi" w:ascii="Arial" w:hAnsi="Arial"/>
       <w:b/>
       <w:bCs/>
       <w:color w:val="4F81BD" w:themeColor="accent1"/>
@@ -811,7 +880,7 @@
     <w:uiPriority w:val="9"/>
     <w:rsid w:val="00FC693F"/>
     <w:rPr>
-      <w:rFonts w:asciiTheme="majorHAnsi" w:eastAsiaTheme="majorEastAsia" w:hAnsiTheme="majorHAnsi" w:cstheme="majorBidi"/>
+      <w:rFonts w:asciiTheme="majorHAnsi" w:eastAsiaTheme="majorEastAsia" w:hAnsiTheme="majorHAnsi" w:cstheme="majorBidi" w:ascii="Arial" w:hAnsi="Arial"/>
       <w:b/>
       <w:bCs/>
       <w:color w:val="4F81BD" w:themeColor="accent1"/>
@@ -833,7 +902,7 @@
       <w:contextualSpacing/>
     </w:pPr>
     <w:rPr>
-      <w:rFonts w:asciiTheme="majorHAnsi" w:eastAsiaTheme="majorEastAsia" w:hAnsiTheme="majorHAnsi" w:cstheme="majorBidi"/>
+      <w:rFonts w:asciiTheme="majorHAnsi" w:eastAsiaTheme="majorEastAsia" w:hAnsiTheme="majorHAnsi" w:cstheme="majorBidi" w:ascii="Arial" w:hAnsi="Arial"/>
       <w:color w:val="17365D" w:themeColor="text2" w:themeShade="BF"/>
       <w:spacing w:val="5"/>
       <w:kern w:val="28"/>
@@ -848,7 +917,7 @@
     <w:uiPriority w:val="10"/>
     <w:rsid w:val="00FC693F"/>
     <w:rPr>
-      <w:rFonts w:asciiTheme="majorHAnsi" w:eastAsiaTheme="majorEastAsia" w:hAnsiTheme="majorHAnsi" w:cstheme="majorBidi"/>
+      <w:rFonts w:asciiTheme="majorHAnsi" w:eastAsiaTheme="majorEastAsia" w:hAnsiTheme="majorHAnsi" w:cstheme="majorBidi" w:ascii="Arial" w:hAnsi="Arial"/>
       <w:color w:val="17365D" w:themeColor="text2" w:themeShade="BF"/>
       <w:spacing w:val="5"/>
       <w:kern w:val="28"/>
@@ -870,7 +939,7 @@
       </w:numPr>
     </w:pPr>
     <w:rPr>
-      <w:rFonts w:asciiTheme="majorHAnsi" w:eastAsiaTheme="majorEastAsia" w:hAnsiTheme="majorHAnsi" w:cstheme="majorBidi"/>
+      <w:rFonts w:asciiTheme="majorHAnsi" w:eastAsiaTheme="majorEastAsia" w:hAnsiTheme="majorHAnsi" w:cstheme="majorBidi" w:ascii="Arial" w:hAnsi="Arial"/>
       <w:i/>
       <w:iCs/>
       <w:color w:val="4F81BD" w:themeColor="accent1"/>
@@ -886,7 +955,7 @@
     <w:uiPriority w:val="11"/>
     <w:rsid w:val="00FC693F"/>
     <w:rPr>
-      <w:rFonts w:asciiTheme="majorHAnsi" w:eastAsiaTheme="majorEastAsia" w:hAnsiTheme="majorHAnsi" w:cstheme="majorBidi"/>
+      <w:rFonts w:asciiTheme="majorHAnsi" w:eastAsiaTheme="majorEastAsia" w:hAnsiTheme="majorHAnsi" w:cstheme="majorBidi" w:ascii="Arial" w:hAnsi="Arial"/>
       <w:i/>
       <w:iCs/>
       <w:color w:val="4F81BD" w:themeColor="accent1"/>
@@ -905,6 +974,9 @@
       <w:ind w:left="720"/>
       <w:contextualSpacing/>
     </w:pPr>
+    <w:rPr>
+      <w:rFonts w:ascii="Arial" w:hAnsi="Arial"/>
+    </w:rPr>
   </w:style>
   <w:style w:type="paragraph" w:styleId="BodyText">
     <w:name w:val="Body Text"/>
@@ -916,6 +988,9 @@
     <w:pPr>
       <w:spacing w:after="120"/>
     </w:pPr>
+    <w:rPr>
+      <w:rFonts w:ascii="Arial" w:hAnsi="Arial"/>
+    </w:rPr>
   </w:style>
   <w:style w:type="character" w:customStyle="1" w:styleId="BodyTextChar">
     <w:name w:val="Body Text Char"/>
@@ -923,6 +998,9 @@
     <w:link w:val="BodyText"/>
     <w:uiPriority w:val="99"/>
     <w:rsid w:val="00AA1D8D"/>
+    <w:rPr>
+      <w:rFonts w:ascii="Arial" w:hAnsi="Arial"/>
+    </w:rPr>
   </w:style>
   <w:style w:type="paragraph" w:styleId="BodyText2">
     <w:name w:val="Body Text 2"/>
@@ -934,6 +1012,9 @@
     <w:pPr>
       <w:spacing w:after="120" w:line="480" w:lineRule="auto"/>
     </w:pPr>
+    <w:rPr>
+      <w:rFonts w:ascii="Arial" w:hAnsi="Arial"/>
+    </w:rPr>
   </w:style>
   <w:style w:type="character" w:customStyle="1" w:styleId="BodyText2Char">
     <w:name w:val="Body Text 2 Char"/>
@@ -941,6 +1022,9 @@
     <w:link w:val="BodyText2"/>
     <w:uiPriority w:val="99"/>
     <w:rsid w:val="00AA1D8D"/>
+    <w:rPr>
+      <w:rFonts w:ascii="Arial" w:hAnsi="Arial"/>
+    </w:rPr>
   </w:style>
   <w:style w:type="paragraph" w:styleId="BodyText3">
     <w:name w:val="Body Text 3"/>
@@ -953,6 +1037,7 @@
       <w:spacing w:after="120"/>
     </w:pPr>
     <w:rPr>
+      <w:rFonts w:ascii="Arial" w:hAnsi="Arial"/>
       <w:sz w:val="16"/>
       <w:szCs w:val="16"/>
     </w:rPr>
@@ -964,6 +1049,7 @@
     <w:uiPriority w:val="99"/>
     <w:rsid w:val="00AA1D8D"/>
     <w:rPr>
+      <w:rFonts w:ascii="Arial" w:hAnsi="Arial"/>
       <w:sz w:val="16"/>
       <w:szCs w:val="16"/>
     </w:rPr>
@@ -978,6 +1064,9 @@
       <w:ind w:left="360" w:hanging="360"/>
       <w:contextualSpacing/>
     </w:pPr>
+    <w:rPr>
+      <w:rFonts w:ascii="Arial" w:hAnsi="Arial"/>
+    </w:rPr>
   </w:style>
   <w:style w:type="paragraph" w:styleId="List2">
     <w:name w:val="List 2"/>
@@ -989,6 +1078,9 @@
       <w:ind w:left="720" w:hanging="360"/>
       <w:contextualSpacing/>
     </w:pPr>
+    <w:rPr>
+      <w:rFonts w:ascii="Arial" w:hAnsi="Arial"/>
+    </w:rPr>
   </w:style>
   <w:style w:type="paragraph" w:styleId="List3">
     <w:name w:val="List 3"/>
@@ -1000,6 +1092,9 @@
       <w:ind w:left="1080" w:hanging="360"/>
       <w:contextualSpacing/>
     </w:pPr>
+    <w:rPr>
+      <w:rFonts w:ascii="Arial" w:hAnsi="Arial"/>
+    </w:rPr>
   </w:style>
   <w:style w:type="paragraph" w:styleId="ListBullet">
     <w:name w:val="List Bullet"/>
@@ -1013,6 +1108,9 @@
       </w:numPr>
       <w:contextualSpacing/>
     </w:pPr>
+    <w:rPr>
+      <w:rFonts w:ascii="Arial" w:hAnsi="Arial"/>
+    </w:rPr>
   </w:style>
   <w:style w:type="paragraph" w:styleId="ListBullet2">
     <w:name w:val="List Bullet 2"/>
@@ -1026,6 +1124,9 @@
       </w:numPr>
       <w:contextualSpacing/>
     </w:pPr>
+    <w:rPr>
+      <w:rFonts w:ascii="Arial" w:hAnsi="Arial"/>
+    </w:rPr>
   </w:style>
   <w:style w:type="paragraph" w:styleId="ListBullet3">
     <w:name w:val="List Bullet 3"/>
@@ -1039,6 +1140,9 @@
       </w:numPr>
       <w:contextualSpacing/>
     </w:pPr>
+    <w:rPr>
+      <w:rFonts w:ascii="Arial" w:hAnsi="Arial"/>
+    </w:rPr>
   </w:style>
   <w:style w:type="paragraph" w:styleId="ListNumber">
     <w:name w:val="List Number"/>
@@ -1052,6 +1156,9 @@
       </w:numPr>
       <w:contextualSpacing/>
     </w:pPr>
+    <w:rPr>
+      <w:rFonts w:ascii="Arial" w:hAnsi="Arial"/>
+    </w:rPr>
   </w:style>
   <w:style w:type="paragraph" w:styleId="ListNumber2">
     <w:name w:val="List Number 2"/>
@@ -1065,6 +1172,9 @@
       </w:numPr>
       <w:contextualSpacing/>
     </w:pPr>
+    <w:rPr>
+      <w:rFonts w:ascii="Arial" w:hAnsi="Arial"/>
+    </w:rPr>
   </w:style>
   <w:style w:type="paragraph" w:styleId="ListNumber3">
     <w:name w:val="List Number 3"/>
@@ -1078,6 +1188,9 @@
       </w:numPr>
       <w:contextualSpacing/>
     </w:pPr>
+    <w:rPr>
+      <w:rFonts w:ascii="Arial" w:hAnsi="Arial"/>
+    </w:rPr>
   </w:style>
   <w:style w:type="paragraph" w:styleId="ListContinue">
     <w:name w:val="List Continue"/>
@@ -1090,6 +1203,9 @@
       <w:ind w:left="360"/>
       <w:contextualSpacing/>
     </w:pPr>
+    <w:rPr>
+      <w:rFonts w:ascii="Arial" w:hAnsi="Arial"/>
+    </w:rPr>
   </w:style>
   <w:style w:type="paragraph" w:styleId="ListContinue2">
     <w:name w:val="List Continue 2"/>
@@ -1102,6 +1218,9 @@
       <w:ind w:left="720"/>
       <w:contextualSpacing/>
     </w:pPr>
+    <w:rPr>
+      <w:rFonts w:ascii="Arial" w:hAnsi="Arial"/>
+    </w:rPr>
   </w:style>
   <w:style w:type="paragraph" w:styleId="ListContinue3">
     <w:name w:val="List Continue 3"/>
@@ -1114,6 +1233,9 @@
       <w:ind w:left="1080"/>
       <w:contextualSpacing/>
     </w:pPr>
+    <w:rPr>
+      <w:rFonts w:ascii="Arial" w:hAnsi="Arial"/>
+    </w:rPr>
   </w:style>
   <w:style w:type="paragraph" w:styleId="MacroText">
     <w:name w:val="macro"/>
@@ -1133,7 +1255,7 @@
       </w:tabs>
     </w:pPr>
     <w:rPr>
-      <w:rFonts w:ascii="Courier" w:hAnsi="Courier"/>
+      <w:rFonts w:ascii="Arial" w:hAnsi="Arial"/>
       <w:sz w:val="20"/>
       <w:szCs w:val="20"/>
     </w:rPr>
@@ -1145,7 +1267,7 @@
     <w:uiPriority w:val="99"/>
     <w:rsid w:val="0029639D"/>
     <w:rPr>
-      <w:rFonts w:ascii="Courier" w:hAnsi="Courier"/>
+      <w:rFonts w:ascii="Arial" w:hAnsi="Arial"/>
       <w:sz w:val="20"/>
       <w:szCs w:val="20"/>
     </w:rPr>
@@ -1159,6 +1281,7 @@
     <w:qFormat/>
     <w:rsid w:val="00FC693F"/>
     <w:rPr>
+      <w:rFonts w:ascii="Arial" w:hAnsi="Arial"/>
       <w:i/>
       <w:iCs/>
       <w:color w:val="000000" w:themeColor="text1"/>
@@ -1171,6 +1294,7 @@
     <w:uiPriority w:val="29"/>
     <w:rsid w:val="00FC693F"/>
     <w:rPr>
+      <w:rFonts w:ascii="Arial" w:hAnsi="Arial"/>
       <w:i/>
       <w:iCs/>
       <w:color w:val="000000" w:themeColor="text1"/>
@@ -1184,7 +1308,7 @@
     <w:semiHidden/>
     <w:rsid w:val="00FC693F"/>
     <w:rPr>
-      <w:rFonts w:asciiTheme="majorHAnsi" w:eastAsiaTheme="majorEastAsia" w:hAnsiTheme="majorHAnsi" w:cstheme="majorBidi"/>
+      <w:rFonts w:asciiTheme="majorHAnsi" w:eastAsiaTheme="majorEastAsia" w:hAnsiTheme="majorHAnsi" w:cstheme="majorBidi" w:ascii="Arial" w:hAnsi="Arial"/>
       <w:b/>
       <w:bCs/>
       <w:i/>
@@ -1200,7 +1324,7 @@
     <w:semiHidden/>
     <w:rsid w:val="00FC693F"/>
     <w:rPr>
-      <w:rFonts w:asciiTheme="majorHAnsi" w:eastAsiaTheme="majorEastAsia" w:hAnsiTheme="majorHAnsi" w:cstheme="majorBidi"/>
+      <w:rFonts w:asciiTheme="majorHAnsi" w:eastAsiaTheme="majorEastAsia" w:hAnsiTheme="majorHAnsi" w:cstheme="majorBidi" w:ascii="Arial" w:hAnsi="Arial"/>
       <w:color w:val="243F60" w:themeColor="accent1" w:themeShade="7F"/>
     </w:rPr>
   </w:style>
@@ -1212,7 +1336,7 @@
     <w:semiHidden/>
     <w:rsid w:val="00FC693F"/>
     <w:rPr>
-      <w:rFonts w:asciiTheme="majorHAnsi" w:eastAsiaTheme="majorEastAsia" w:hAnsiTheme="majorHAnsi" w:cstheme="majorBidi"/>
+      <w:rFonts w:asciiTheme="majorHAnsi" w:eastAsiaTheme="majorEastAsia" w:hAnsiTheme="majorHAnsi" w:cstheme="majorBidi" w:ascii="Arial" w:hAnsi="Arial"/>
       <w:i/>
       <w:iCs/>
       <w:color w:val="243F60" w:themeColor="accent1" w:themeShade="7F"/>
@@ -1226,7 +1350,7 @@
     <w:semiHidden/>
     <w:rsid w:val="00FC693F"/>
     <w:rPr>
-      <w:rFonts w:asciiTheme="majorHAnsi" w:eastAsiaTheme="majorEastAsia" w:hAnsiTheme="majorHAnsi" w:cstheme="majorBidi"/>
+      <w:rFonts w:asciiTheme="majorHAnsi" w:eastAsiaTheme="majorEastAsia" w:hAnsiTheme="majorHAnsi" w:cstheme="majorBidi" w:ascii="Arial" w:hAnsi="Arial"/>
       <w:i/>
       <w:iCs/>
       <w:color w:val="404040" w:themeColor="text1" w:themeTint="BF"/>
@@ -1240,7 +1364,7 @@
     <w:semiHidden/>
     <w:rsid w:val="00FC693F"/>
     <w:rPr>
-      <w:rFonts w:asciiTheme="majorHAnsi" w:eastAsiaTheme="majorEastAsia" w:hAnsiTheme="majorHAnsi" w:cstheme="majorBidi"/>
+      <w:rFonts w:asciiTheme="majorHAnsi" w:eastAsiaTheme="majorEastAsia" w:hAnsiTheme="majorHAnsi" w:cstheme="majorBidi" w:ascii="Arial" w:hAnsi="Arial"/>
       <w:color w:val="4F81BD" w:themeColor="accent1"/>
       <w:sz w:val="20"/>
       <w:szCs w:val="20"/>
@@ -1254,7 +1378,7 @@
     <w:semiHidden/>
     <w:rsid w:val="00FC693F"/>
     <w:rPr>
-      <w:rFonts w:asciiTheme="majorHAnsi" w:eastAsiaTheme="majorEastAsia" w:hAnsiTheme="majorHAnsi" w:cstheme="majorBidi"/>
+      <w:rFonts w:asciiTheme="majorHAnsi" w:eastAsiaTheme="majorEastAsia" w:hAnsiTheme="majorHAnsi" w:cstheme="majorBidi" w:ascii="Arial" w:hAnsi="Arial"/>
       <w:i/>
       <w:iCs/>
       <w:color w:val="404040" w:themeColor="text1" w:themeTint="BF"/>
@@ -1275,6 +1399,7 @@
       <w:spacing w:line="240" w:lineRule="auto"/>
     </w:pPr>
     <w:rPr>
+      <w:rFonts w:ascii="Arial" w:hAnsi="Arial"/>
       <w:b/>
       <w:bCs/>
       <w:color w:val="4F81BD" w:themeColor="accent1"/>
@@ -1289,6 +1414,7 @@
     <w:qFormat/>
     <w:rsid w:val="00FC693F"/>
     <w:rPr>
+      <w:rFonts w:ascii="Arial" w:hAnsi="Arial"/>
       <w:b/>
       <w:bCs/>
     </w:rPr>
@@ -1300,6 +1426,7 @@
     <w:qFormat/>
     <w:rsid w:val="00FC693F"/>
     <w:rPr>
+      <w:rFonts w:ascii="Arial" w:hAnsi="Arial"/>
       <w:i/>
       <w:iCs/>
     </w:rPr>
@@ -1320,6 +1447,7 @@
       <w:ind w:left="936" w:right="936"/>
     </w:pPr>
     <w:rPr>
+      <w:rFonts w:ascii="Arial" w:hAnsi="Arial"/>
       <w:b/>
       <w:bCs/>
       <w:i/>
@@ -1334,6 +1462,7 @@
     <w:uiPriority w:val="30"/>
     <w:rsid w:val="00FC693F"/>
     <w:rPr>
+      <w:rFonts w:ascii="Arial" w:hAnsi="Arial"/>
       <w:b/>
       <w:bCs/>
       <w:i/>
@@ -1348,6 +1477,7 @@
     <w:qFormat/>
     <w:rsid w:val="00FC693F"/>
     <w:rPr>
+      <w:rFonts w:ascii="Arial" w:hAnsi="Arial"/>
       <w:i/>
       <w:iCs/>
       <w:color w:val="808080" w:themeColor="text1" w:themeTint="7F"/>
@@ -1360,6 +1490,7 @@
     <w:qFormat/>
     <w:rsid w:val="00FC693F"/>
     <w:rPr>
+      <w:rFonts w:ascii="Arial" w:hAnsi="Arial"/>
       <w:b/>
       <w:bCs/>
       <w:i/>
@@ -1374,6 +1505,7 @@
     <w:qFormat/>
     <w:rsid w:val="00FC693F"/>
     <w:rPr>
+      <w:rFonts w:ascii="Arial" w:hAnsi="Arial"/>
       <w:smallCaps/>
       <w:color w:val="C0504D" w:themeColor="accent2"/>
       <w:u w:val="single"/>
@@ -1386,6 +1518,7 @@
     <w:qFormat/>
     <w:rsid w:val="00FC693F"/>
     <w:rPr>
+      <w:rFonts w:ascii="Arial" w:hAnsi="Arial"/>
       <w:b/>
       <w:bCs/>
       <w:smallCaps/>
@@ -1401,6 +1534,7 @@
     <w:qFormat/>
     <w:rsid w:val="00FC693F"/>
     <w:rPr>
+      <w:rFonts w:ascii="Arial" w:hAnsi="Arial"/>
       <w:b/>
       <w:bCs/>
       <w:smallCaps/>
@@ -1419,6 +1553,9 @@
     <w:pPr>
       <w:outlineLvl w:val="9"/>
     </w:pPr>
+    <w:rPr>
+      <w:rFonts w:ascii="Arial" w:hAnsi="Arial"/>
+    </w:rPr>
   </w:style>
   <w:style w:type="table" w:styleId="TableGrid">
     <w:name w:val="Table Grid"/>
@@ -1428,6 +1565,9 @@
     <w:pPr>
       <w:spacing w:after="0" w:line="240" w:lineRule="auto"/>
     </w:pPr>
+    <w:rPr>
+      <w:rFonts w:ascii="Arial" w:hAnsi="Arial"/>
+    </w:rPr>
     <w:tblPr>
       <w:tblInd w:w="0" w:type="dxa"/>
       <w:tblBorders>
@@ -1455,6 +1595,7 @@
       <w:spacing w:after="0" w:line="240" w:lineRule="auto"/>
     </w:pPr>
     <w:rPr>
+      <w:rFonts w:ascii="Arial" w:hAnsi="Arial"/>
       <w:color w:val="000000" w:themeColor="text1" w:themeShade="BF"/>
     </w:rPr>
     <w:tblPr>
@@ -1558,6 +1699,7 @@
       <w:spacing w:after="0" w:line="240" w:lineRule="auto"/>
     </w:pPr>
     <w:rPr>
+      <w:rFonts w:ascii="Arial" w:hAnsi="Arial"/>
       <w:color w:val="365F91" w:themeColor="accent1" w:themeShade="BF"/>
     </w:rPr>
     <w:tblPr>
@@ -1661,6 +1803,7 @@
       <w:spacing w:after="0" w:line="240" w:lineRule="auto"/>
     </w:pPr>
     <w:rPr>
+      <w:rFonts w:ascii="Arial" w:hAnsi="Arial"/>
       <w:color w:val="943634" w:themeColor="accent2" w:themeShade="BF"/>
     </w:rPr>
     <w:tblPr>
@@ -1764,6 +1907,7 @@
       <w:spacing w:after="0" w:line="240" w:lineRule="auto"/>
     </w:pPr>
     <w:rPr>
+      <w:rFonts w:ascii="Arial" w:hAnsi="Arial"/>
       <w:color w:val="76923C" w:themeColor="accent3" w:themeShade="BF"/>
     </w:rPr>
     <w:tblPr>
@@ -1867,6 +2011,7 @@
       <w:spacing w:after="0" w:line="240" w:lineRule="auto"/>
     </w:pPr>
     <w:rPr>
+      <w:rFonts w:ascii="Arial" w:hAnsi="Arial"/>
       <w:color w:val="5F497A" w:themeColor="accent4" w:themeShade="BF"/>
     </w:rPr>
     <w:tblPr>
@@ -1970,6 +2115,7 @@
       <w:spacing w:after="0" w:line="240" w:lineRule="auto"/>
     </w:pPr>
     <w:rPr>
+      <w:rFonts w:ascii="Arial" w:hAnsi="Arial"/>
       <w:color w:val="31849B" w:themeColor="accent5" w:themeShade="BF"/>
     </w:rPr>
     <w:tblPr>
@@ -2073,6 +2219,7 @@
       <w:spacing w:after="0" w:line="240" w:lineRule="auto"/>
     </w:pPr>
     <w:rPr>
+      <w:rFonts w:ascii="Arial" w:hAnsi="Arial"/>
       <w:color w:val="E36C0A" w:themeColor="accent6" w:themeShade="BF"/>
     </w:rPr>
     <w:tblPr>
@@ -2175,6 +2322,9 @@
     <w:pPr>
       <w:spacing w:after="0" w:line="240" w:lineRule="auto"/>
     </w:pPr>
+    <w:rPr>
+      <w:rFonts w:ascii="Arial" w:hAnsi="Arial"/>
+    </w:rPr>
     <w:tblPr>
       <w:tblStyleRowBandSize w:val="1"/>
       <w:tblStyleColBandSize w:val="1"/>
@@ -2267,6 +2417,9 @@
     <w:pPr>
       <w:spacing w:after="0" w:line="240" w:lineRule="auto"/>
     </w:pPr>
+    <w:rPr>
+      <w:rFonts w:ascii="Arial" w:hAnsi="Arial"/>
+    </w:rPr>
     <w:tblPr>
       <w:tblStyleRowBandSize w:val="1"/>
       <w:tblStyleColBandSize w:val="1"/>
@@ -2359,6 +2512,9 @@
     <w:pPr>
       <w:spacing w:after="0" w:line="240" w:lineRule="auto"/>
     </w:pPr>
+    <w:rPr>
+      <w:rFonts w:ascii="Arial" w:hAnsi="Arial"/>
+    </w:rPr>
     <w:tblPr>
       <w:tblStyleRowBandSize w:val="1"/>
       <w:tblStyleColBandSize w:val="1"/>
@@ -2451,6 +2607,9 @@
     <w:pPr>
       <w:spacing w:after="0" w:line="240" w:lineRule="auto"/>
     </w:pPr>
+    <w:rPr>
+      <w:rFonts w:ascii="Arial" w:hAnsi="Arial"/>
+    </w:rPr>
     <w:tblPr>
       <w:tblStyleRowBandSize w:val="1"/>
       <w:tblStyleColBandSize w:val="1"/>
@@ -2543,6 +2702,9 @@
     <w:pPr>
       <w:spacing w:after="0" w:line="240" w:lineRule="auto"/>
     </w:pPr>
+    <w:rPr>
+      <w:rFonts w:ascii="Arial" w:hAnsi="Arial"/>
+    </w:rPr>
     <w:tblPr>
       <w:tblStyleRowBandSize w:val="1"/>
       <w:tblStyleColBandSize w:val="1"/>
@@ -2635,6 +2797,9 @@
     <w:pPr>
       <w:spacing w:after="0" w:line="240" w:lineRule="auto"/>
     </w:pPr>
+    <w:rPr>
+      <w:rFonts w:ascii="Arial" w:hAnsi="Arial"/>
+    </w:rPr>
     <w:tblPr>
       <w:tblStyleRowBandSize w:val="1"/>
       <w:tblStyleColBandSize w:val="1"/>
@@ -2727,6 +2892,9 @@
     <w:pPr>
       <w:spacing w:after="0" w:line="240" w:lineRule="auto"/>
     </w:pPr>
+    <w:rPr>
+      <w:rFonts w:ascii="Arial" w:hAnsi="Arial"/>
+    </w:rPr>
     <w:tblPr>
       <w:tblStyleRowBandSize w:val="1"/>
       <w:tblStyleColBandSize w:val="1"/>
@@ -2819,6 +2987,9 @@
     <w:pPr>
       <w:spacing w:after="0" w:line="240" w:lineRule="auto"/>
     </w:pPr>
+    <w:rPr>
+      <w:rFonts w:ascii="Arial" w:hAnsi="Arial"/>
+    </w:rPr>
     <w:tblPr>
       <w:tblStyleRowBandSize w:val="1"/>
       <w:tblStyleColBandSize w:val="1"/>
@@ -2949,6 +3120,9 @@
     <w:pPr>
       <w:spacing w:after="0" w:line="240" w:lineRule="auto"/>
     </w:pPr>
+    <w:rPr>
+      <w:rFonts w:ascii="Arial" w:hAnsi="Arial"/>
+    </w:rPr>
     <w:tblPr>
       <w:tblStyleRowBandSize w:val="1"/>
       <w:tblStyleColBandSize w:val="1"/>
@@ -3079,6 +3253,9 @@
     <w:pPr>
       <w:spacing w:after="0" w:line="240" w:lineRule="auto"/>
     </w:pPr>
+    <w:rPr>
+      <w:rFonts w:ascii="Arial" w:hAnsi="Arial"/>
+    </w:rPr>
     <w:tblPr>
       <w:tblStyleRowBandSize w:val="1"/>
       <w:tblStyleColBandSize w:val="1"/>
@@ -3209,6 +3386,9 @@
     <w:pPr>
       <w:spacing w:after="0" w:line="240" w:lineRule="auto"/>
     </w:pPr>
+    <w:rPr>
+      <w:rFonts w:ascii="Arial" w:hAnsi="Arial"/>
+    </w:rPr>
     <w:tblPr>
       <w:tblStyleRowBandSize w:val="1"/>
       <w:tblStyleColBandSize w:val="1"/>
@@ -3339,6 +3519,9 @@
     <w:pPr>
       <w:spacing w:after="0" w:line="240" w:lineRule="auto"/>
     </w:pPr>
+    <w:rPr>
+      <w:rFonts w:ascii="Arial" w:hAnsi="Arial"/>
+    </w:rPr>
     <w:tblPr>
       <w:tblStyleRowBandSize w:val="1"/>
       <w:tblStyleColBandSize w:val="1"/>
@@ -3469,6 +3652,9 @@
     <w:pPr>
       <w:spacing w:after="0" w:line="240" w:lineRule="auto"/>
     </w:pPr>
+    <w:rPr>
+      <w:rFonts w:ascii="Arial" w:hAnsi="Arial"/>
+    </w:rPr>
     <w:tblPr>
       <w:tblStyleRowBandSize w:val="1"/>
       <w:tblStyleColBandSize w:val="1"/>
@@ -3599,6 +3785,9 @@
     <w:pPr>
       <w:spacing w:after="0" w:line="240" w:lineRule="auto"/>
     </w:pPr>
+    <w:rPr>
+      <w:rFonts w:ascii="Arial" w:hAnsi="Arial"/>
+    </w:rPr>
     <w:tblPr>
       <w:tblStyleRowBandSize w:val="1"/>
       <w:tblStyleColBandSize w:val="1"/>
@@ -3729,6 +3918,9 @@
     <w:pPr>
       <w:spacing w:after="0" w:line="240" w:lineRule="auto"/>
     </w:pPr>
+    <w:rPr>
+      <w:rFonts w:ascii="Arial" w:hAnsi="Arial"/>
+    </w:rPr>
     <w:tblPr>
       <w:tblStyleRowBandSize w:val="1"/>
       <w:tblStyleColBandSize w:val="1"/>
@@ -3835,6 +4027,9 @@
     <w:pPr>
       <w:spacing w:after="0" w:line="240" w:lineRule="auto"/>
     </w:pPr>
+    <w:rPr>
+      <w:rFonts w:ascii="Arial" w:hAnsi="Arial"/>
+    </w:rPr>
     <w:tblPr>
       <w:tblStyleRowBandSize w:val="1"/>
       <w:tblStyleColBandSize w:val="1"/>
@@ -3941,6 +4136,9 @@
     <w:pPr>
       <w:spacing w:after="0" w:line="240" w:lineRule="auto"/>
     </w:pPr>
+    <w:rPr>
+      <w:rFonts w:ascii="Arial" w:hAnsi="Arial"/>
+    </w:rPr>
     <w:tblPr>
       <w:tblStyleRowBandSize w:val="1"/>
       <w:tblStyleColBandSize w:val="1"/>
@@ -4047,6 +4245,9 @@
     <w:pPr>
       <w:spacing w:after="0" w:line="240" w:lineRule="auto"/>
     </w:pPr>
+    <w:rPr>
+      <w:rFonts w:ascii="Arial" w:hAnsi="Arial"/>
+    </w:rPr>
     <w:tblPr>
       <w:tblStyleRowBandSize w:val="1"/>
       <w:tblStyleColBandSize w:val="1"/>
@@ -4153,6 +4354,9 @@
     <w:pPr>
       <w:spacing w:after="0" w:line="240" w:lineRule="auto"/>
     </w:pPr>
+    <w:rPr>
+      <w:rFonts w:ascii="Arial" w:hAnsi="Arial"/>
+    </w:rPr>
     <w:tblPr>
       <w:tblStyleRowBandSize w:val="1"/>
       <w:tblStyleColBandSize w:val="1"/>
@@ -4259,6 +4463,9 @@
     <w:pPr>
       <w:spacing w:after="0" w:line="240" w:lineRule="auto"/>
     </w:pPr>
+    <w:rPr>
+      <w:rFonts w:ascii="Arial" w:hAnsi="Arial"/>
+    </w:rPr>
     <w:tblPr>
       <w:tblStyleRowBandSize w:val="1"/>
       <w:tblStyleColBandSize w:val="1"/>
@@ -4365,6 +4572,9 @@
     <w:pPr>
       <w:spacing w:after="0" w:line="240" w:lineRule="auto"/>
     </w:pPr>
+    <w:rPr>
+      <w:rFonts w:ascii="Arial" w:hAnsi="Arial"/>
+    </w:rPr>
     <w:tblPr>
       <w:tblStyleRowBandSize w:val="1"/>
       <w:tblStyleColBandSize w:val="1"/>
@@ -4471,6 +4681,9 @@
     <w:pPr>
       <w:spacing w:after="0" w:line="240" w:lineRule="auto"/>
     </w:pPr>
+    <w:rPr>
+      <w:rFonts w:ascii="Arial" w:hAnsi="Arial"/>
+    </w:rPr>
     <w:tblPr>
       <w:tblStyleRowBandSize w:val="1"/>
       <w:tblStyleColBandSize w:val="1"/>
@@ -4620,6 +4833,9 @@
     <w:pPr>
       <w:spacing w:after="0" w:line="240" w:lineRule="auto"/>
     </w:pPr>
+    <w:rPr>
+      <w:rFonts w:ascii="Arial" w:hAnsi="Arial"/>
+    </w:rPr>
     <w:tblPr>
       <w:tblStyleRowBandSize w:val="1"/>
       <w:tblStyleColBandSize w:val="1"/>
@@ -4769,6 +4985,9 @@
     <w:pPr>
       <w:spacing w:after="0" w:line="240" w:lineRule="auto"/>
     </w:pPr>
+    <w:rPr>
+      <w:rFonts w:ascii="Arial" w:hAnsi="Arial"/>
+    </w:rPr>
     <w:tblPr>
       <w:tblStyleRowBandSize w:val="1"/>
       <w:tblStyleColBandSize w:val="1"/>
@@ -4918,6 +5137,9 @@
     <w:pPr>
       <w:spacing w:after="0" w:line="240" w:lineRule="auto"/>
     </w:pPr>
+    <w:rPr>
+      <w:rFonts w:ascii="Arial" w:hAnsi="Arial"/>
+    </w:rPr>
     <w:tblPr>
       <w:tblStyleRowBandSize w:val="1"/>
       <w:tblStyleColBandSize w:val="1"/>
@@ -5067,6 +5289,9 @@
     <w:pPr>
       <w:spacing w:after="0" w:line="240" w:lineRule="auto"/>
     </w:pPr>
+    <w:rPr>
+      <w:rFonts w:ascii="Arial" w:hAnsi="Arial"/>
+    </w:rPr>
     <w:tblPr>
       <w:tblStyleRowBandSize w:val="1"/>
       <w:tblStyleColBandSize w:val="1"/>
@@ -5216,6 +5441,9 @@
     <w:pPr>
       <w:spacing w:after="0" w:line="240" w:lineRule="auto"/>
     </w:pPr>
+    <w:rPr>
+      <w:rFonts w:ascii="Arial" w:hAnsi="Arial"/>
+    </w:rPr>
     <w:tblPr>
       <w:tblStyleRowBandSize w:val="1"/>
       <w:tblStyleColBandSize w:val="1"/>
@@ -5365,6 +5593,9 @@
     <w:pPr>
       <w:spacing w:after="0" w:line="240" w:lineRule="auto"/>
     </w:pPr>
+    <w:rPr>
+      <w:rFonts w:ascii="Arial" w:hAnsi="Arial"/>
+    </w:rPr>
     <w:tblPr>
       <w:tblStyleRowBandSize w:val="1"/>
       <w:tblStyleColBandSize w:val="1"/>
@@ -5515,6 +5746,7 @@
       <w:spacing w:after="0" w:line="240" w:lineRule="auto"/>
     </w:pPr>
     <w:rPr>
+      <w:rFonts w:ascii="Arial" w:hAnsi="Arial"/>
       <w:color w:val="000000" w:themeColor="text1"/>
     </w:rPr>
     <w:tblPr>
@@ -5599,6 +5831,7 @@
       <w:spacing w:after="0" w:line="240" w:lineRule="auto"/>
     </w:pPr>
     <w:rPr>
+      <w:rFonts w:ascii="Arial" w:hAnsi="Arial"/>
       <w:color w:val="000000" w:themeColor="text1"/>
     </w:rPr>
     <w:tblPr>
@@ -5683,6 +5916,7 @@
       <w:spacing w:after="0" w:line="240" w:lineRule="auto"/>
     </w:pPr>
     <w:rPr>
+      <w:rFonts w:ascii="Arial" w:hAnsi="Arial"/>
       <w:color w:val="000000" w:themeColor="text1"/>
     </w:rPr>
     <w:tblPr>
@@ -5767,6 +6001,7 @@
       <w:spacing w:after="0" w:line="240" w:lineRule="auto"/>
     </w:pPr>
     <w:rPr>
+      <w:rFonts w:ascii="Arial" w:hAnsi="Arial"/>
       <w:color w:val="000000" w:themeColor="text1"/>
     </w:rPr>
     <w:tblPr>
@@ -5851,6 +6086,7 @@
       <w:spacing w:after="0" w:line="240" w:lineRule="auto"/>
     </w:pPr>
     <w:rPr>
+      <w:rFonts w:ascii="Arial" w:hAnsi="Arial"/>
       <w:color w:val="000000" w:themeColor="text1"/>
     </w:rPr>
     <w:tblPr>
@@ -5935,6 +6171,7 @@
       <w:spacing w:after="0" w:line="240" w:lineRule="auto"/>
     </w:pPr>
     <w:rPr>
+      <w:rFonts w:ascii="Arial" w:hAnsi="Arial"/>
       <w:color w:val="000000" w:themeColor="text1"/>
     </w:rPr>
     <w:tblPr>
@@ -6019,6 +6256,7 @@
       <w:spacing w:after="0" w:line="240" w:lineRule="auto"/>
     </w:pPr>
     <w:rPr>
+      <w:rFonts w:ascii="Arial" w:hAnsi="Arial"/>
       <w:color w:val="000000" w:themeColor="text1"/>
     </w:rPr>
     <w:tblPr>
@@ -6103,7 +6341,7 @@
       <w:spacing w:after="0" w:line="240" w:lineRule="auto"/>
     </w:pPr>
     <w:rPr>
-      <w:rFonts w:asciiTheme="majorHAnsi" w:eastAsiaTheme="majorEastAsia" w:hAnsiTheme="majorHAnsi" w:cstheme="majorBidi"/>
+      <w:rFonts w:asciiTheme="majorHAnsi" w:eastAsiaTheme="majorEastAsia" w:hAnsiTheme="majorHAnsi" w:cstheme="majorBidi" w:ascii="Arial" w:hAnsi="Arial"/>
       <w:color w:val="000000" w:themeColor="text1"/>
     </w:rPr>
     <w:tblPr>
@@ -6231,7 +6469,7 @@
       <w:spacing w:after="0" w:line="240" w:lineRule="auto"/>
     </w:pPr>
     <w:rPr>
-      <w:rFonts w:asciiTheme="majorHAnsi" w:eastAsiaTheme="majorEastAsia" w:hAnsiTheme="majorHAnsi" w:cstheme="majorBidi"/>
+      <w:rFonts w:asciiTheme="majorHAnsi" w:eastAsiaTheme="majorEastAsia" w:hAnsiTheme="majorHAnsi" w:cstheme="majorBidi" w:ascii="Arial" w:hAnsi="Arial"/>
       <w:color w:val="000000" w:themeColor="text1"/>
     </w:rPr>
     <w:tblPr>
@@ -6359,7 +6597,7 @@
       <w:spacing w:after="0" w:line="240" w:lineRule="auto"/>
     </w:pPr>
     <w:rPr>
-      <w:rFonts w:asciiTheme="majorHAnsi" w:eastAsiaTheme="majorEastAsia" w:hAnsiTheme="majorHAnsi" w:cstheme="majorBidi"/>
+      <w:rFonts w:asciiTheme="majorHAnsi" w:eastAsiaTheme="majorEastAsia" w:hAnsiTheme="majorHAnsi" w:cstheme="majorBidi" w:ascii="Arial" w:hAnsi="Arial"/>
       <w:color w:val="000000" w:themeColor="text1"/>
     </w:rPr>
     <w:tblPr>
@@ -6487,7 +6725,7 @@
       <w:spacing w:after="0" w:line="240" w:lineRule="auto"/>
     </w:pPr>
     <w:rPr>
-      <w:rFonts w:asciiTheme="majorHAnsi" w:eastAsiaTheme="majorEastAsia" w:hAnsiTheme="majorHAnsi" w:cstheme="majorBidi"/>
+      <w:rFonts w:asciiTheme="majorHAnsi" w:eastAsiaTheme="majorEastAsia" w:hAnsiTheme="majorHAnsi" w:cstheme="majorBidi" w:ascii="Arial" w:hAnsi="Arial"/>
       <w:color w:val="000000" w:themeColor="text1"/>
     </w:rPr>
     <w:tblPr>
@@ -6615,7 +6853,7 @@
       <w:spacing w:after="0" w:line="240" w:lineRule="auto"/>
     </w:pPr>
     <w:rPr>
-      <w:rFonts w:asciiTheme="majorHAnsi" w:eastAsiaTheme="majorEastAsia" w:hAnsiTheme="majorHAnsi" w:cstheme="majorBidi"/>
+      <w:rFonts w:asciiTheme="majorHAnsi" w:eastAsiaTheme="majorEastAsia" w:hAnsiTheme="majorHAnsi" w:cstheme="majorBidi" w:ascii="Arial" w:hAnsi="Arial"/>
       <w:color w:val="000000" w:themeColor="text1"/>
     </w:rPr>
     <w:tblPr>
@@ -6743,7 +6981,7 @@
       <w:spacing w:after="0" w:line="240" w:lineRule="auto"/>
     </w:pPr>
     <w:rPr>
-      <w:rFonts w:asciiTheme="majorHAnsi" w:eastAsiaTheme="majorEastAsia" w:hAnsiTheme="majorHAnsi" w:cstheme="majorBidi"/>
+      <w:rFonts w:asciiTheme="majorHAnsi" w:eastAsiaTheme="majorEastAsia" w:hAnsiTheme="majorHAnsi" w:cstheme="majorBidi" w:ascii="Arial" w:hAnsi="Arial"/>
       <w:color w:val="000000" w:themeColor="text1"/>
     </w:rPr>
     <w:tblPr>
@@ -6871,7 +7109,7 @@
       <w:spacing w:after="0" w:line="240" w:lineRule="auto"/>
     </w:pPr>
     <w:rPr>
-      <w:rFonts w:asciiTheme="majorHAnsi" w:eastAsiaTheme="majorEastAsia" w:hAnsiTheme="majorHAnsi" w:cstheme="majorBidi"/>
+      <w:rFonts w:asciiTheme="majorHAnsi" w:eastAsiaTheme="majorEastAsia" w:hAnsiTheme="majorHAnsi" w:cstheme="majorBidi" w:ascii="Arial" w:hAnsi="Arial"/>
       <w:color w:val="000000" w:themeColor="text1"/>
     </w:rPr>
     <w:tblPr>
@@ -6998,6 +7236,9 @@
     <w:pPr>
       <w:spacing w:after="0" w:line="240" w:lineRule="auto"/>
     </w:pPr>
+    <w:rPr>
+      <w:rFonts w:ascii="Arial" w:hAnsi="Arial"/>
+    </w:rPr>
     <w:tblPr>
       <w:tblStyleRowBandSize w:val="1"/>
       <w:tblStyleColBandSize w:val="1"/>
@@ -7071,6 +7312,9 @@
     <w:pPr>
       <w:spacing w:after="0" w:line="240" w:lineRule="auto"/>
     </w:pPr>
+    <w:rPr>
+      <w:rFonts w:ascii="Arial" w:hAnsi="Arial"/>
+    </w:rPr>
     <w:tblPr>
       <w:tblStyleRowBandSize w:val="1"/>
       <w:tblStyleColBandSize w:val="1"/>
@@ -7144,6 +7388,9 @@
     <w:pPr>
       <w:spacing w:after="0" w:line="240" w:lineRule="auto"/>
     </w:pPr>
+    <w:rPr>
+      <w:rFonts w:ascii="Arial" w:hAnsi="Arial"/>
+    </w:rPr>
     <w:tblPr>
       <w:tblStyleRowBandSize w:val="1"/>
       <w:tblStyleColBandSize w:val="1"/>
@@ -7217,6 +7464,9 @@
     <w:pPr>
       <w:spacing w:after="0" w:line="240" w:lineRule="auto"/>
     </w:pPr>
+    <w:rPr>
+      <w:rFonts w:ascii="Arial" w:hAnsi="Arial"/>
+    </w:rPr>
     <w:tblPr>
       <w:tblStyleRowBandSize w:val="1"/>
       <w:tblStyleColBandSize w:val="1"/>
@@ -7290,6 +7540,9 @@
     <w:pPr>
       <w:spacing w:after="0" w:line="240" w:lineRule="auto"/>
     </w:pPr>
+    <w:rPr>
+      <w:rFonts w:ascii="Arial" w:hAnsi="Arial"/>
+    </w:rPr>
     <w:tblPr>
       <w:tblStyleRowBandSize w:val="1"/>
       <w:tblStyleColBandSize w:val="1"/>
@@ -7363,6 +7616,9 @@
     <w:pPr>
       <w:spacing w:after="0" w:line="240" w:lineRule="auto"/>
     </w:pPr>
+    <w:rPr>
+      <w:rFonts w:ascii="Arial" w:hAnsi="Arial"/>
+    </w:rPr>
     <w:tblPr>
       <w:tblStyleRowBandSize w:val="1"/>
       <w:tblStyleColBandSize w:val="1"/>
@@ -7436,6 +7692,9 @@
     <w:pPr>
       <w:spacing w:after="0" w:line="240" w:lineRule="auto"/>
     </w:pPr>
+    <w:rPr>
+      <w:rFonts w:ascii="Arial" w:hAnsi="Arial"/>
+    </w:rPr>
     <w:tblPr>
       <w:tblStyleRowBandSize w:val="1"/>
       <w:tblStyleColBandSize w:val="1"/>
@@ -7510,7 +7769,7 @@
       <w:spacing w:after="0" w:line="240" w:lineRule="auto"/>
     </w:pPr>
     <w:rPr>
-      <w:rFonts w:asciiTheme="majorHAnsi" w:eastAsiaTheme="majorEastAsia" w:hAnsiTheme="majorHAnsi" w:cstheme="majorBidi"/>
+      <w:rFonts w:asciiTheme="majorHAnsi" w:eastAsiaTheme="majorEastAsia" w:hAnsiTheme="majorHAnsi" w:cstheme="majorBidi" w:ascii="Arial" w:hAnsi="Arial"/>
       <w:color w:val="000000" w:themeColor="text1"/>
     </w:rPr>
     <w:tblPr>
@@ -7635,7 +7894,7 @@
       <w:spacing w:after="0" w:line="240" w:lineRule="auto"/>
     </w:pPr>
     <w:rPr>
-      <w:rFonts w:asciiTheme="majorHAnsi" w:eastAsiaTheme="majorEastAsia" w:hAnsiTheme="majorHAnsi" w:cstheme="majorBidi"/>
+      <w:rFonts w:asciiTheme="majorHAnsi" w:eastAsiaTheme="majorEastAsia" w:hAnsiTheme="majorHAnsi" w:cstheme="majorBidi" w:ascii="Arial" w:hAnsi="Arial"/>
       <w:color w:val="000000" w:themeColor="text1"/>
     </w:rPr>
     <w:tblPr>
@@ -7760,7 +8019,7 @@
       <w:spacing w:after="0" w:line="240" w:lineRule="auto"/>
     </w:pPr>
     <w:rPr>
-      <w:rFonts w:asciiTheme="majorHAnsi" w:eastAsiaTheme="majorEastAsia" w:hAnsiTheme="majorHAnsi" w:cstheme="majorBidi"/>
+      <w:rFonts w:asciiTheme="majorHAnsi" w:eastAsiaTheme="majorEastAsia" w:hAnsiTheme="majorHAnsi" w:cstheme="majorBidi" w:ascii="Arial" w:hAnsi="Arial"/>
       <w:color w:val="000000" w:themeColor="text1"/>
     </w:rPr>
     <w:tblPr>
@@ -7885,7 +8144,7 @@
       <w:spacing w:after="0" w:line="240" w:lineRule="auto"/>
     </w:pPr>
     <w:rPr>
-      <w:rFonts w:asciiTheme="majorHAnsi" w:eastAsiaTheme="majorEastAsia" w:hAnsiTheme="majorHAnsi" w:cstheme="majorBidi"/>
+      <w:rFonts w:asciiTheme="majorHAnsi" w:eastAsiaTheme="majorEastAsia" w:hAnsiTheme="majorHAnsi" w:cstheme="majorBidi" w:ascii="Arial" w:hAnsi="Arial"/>
       <w:color w:val="000000" w:themeColor="text1"/>
     </w:rPr>
     <w:tblPr>
@@ -8010,7 +8269,7 @@
       <w:spacing w:after="0" w:line="240" w:lineRule="auto"/>
     </w:pPr>
     <w:rPr>
-      <w:rFonts w:asciiTheme="majorHAnsi" w:eastAsiaTheme="majorEastAsia" w:hAnsiTheme="majorHAnsi" w:cstheme="majorBidi"/>
+      <w:rFonts w:asciiTheme="majorHAnsi" w:eastAsiaTheme="majorEastAsia" w:hAnsiTheme="majorHAnsi" w:cstheme="majorBidi" w:ascii="Arial" w:hAnsi="Arial"/>
       <w:color w:val="000000" w:themeColor="text1"/>
     </w:rPr>
     <w:tblPr>
@@ -8135,7 +8394,7 @@
       <w:spacing w:after="0" w:line="240" w:lineRule="auto"/>
     </w:pPr>
     <w:rPr>
-      <w:rFonts w:asciiTheme="majorHAnsi" w:eastAsiaTheme="majorEastAsia" w:hAnsiTheme="majorHAnsi" w:cstheme="majorBidi"/>
+      <w:rFonts w:asciiTheme="majorHAnsi" w:eastAsiaTheme="majorEastAsia" w:hAnsiTheme="majorHAnsi" w:cstheme="majorBidi" w:ascii="Arial" w:hAnsi="Arial"/>
       <w:color w:val="000000" w:themeColor="text1"/>
     </w:rPr>
     <w:tblPr>
@@ -8260,7 +8519,7 @@
       <w:spacing w:after="0" w:line="240" w:lineRule="auto"/>
     </w:pPr>
     <w:rPr>
-      <w:rFonts w:asciiTheme="majorHAnsi" w:eastAsiaTheme="majorEastAsia" w:hAnsiTheme="majorHAnsi" w:cstheme="majorBidi"/>
+      <w:rFonts w:asciiTheme="majorHAnsi" w:eastAsiaTheme="majorEastAsia" w:hAnsiTheme="majorHAnsi" w:cstheme="majorBidi" w:ascii="Arial" w:hAnsi="Arial"/>
       <w:color w:val="000000" w:themeColor="text1"/>
     </w:rPr>
     <w:tblPr>
@@ -8384,6 +8643,9 @@
     <w:pPr>
       <w:spacing w:after="0" w:line="240" w:lineRule="auto"/>
     </w:pPr>
+    <w:rPr>
+      <w:rFonts w:ascii="Arial" w:hAnsi="Arial"/>
+    </w:rPr>
     <w:tblPr>
       <w:tblStyleRowBandSize w:val="1"/>
       <w:tblStyleColBandSize w:val="1"/>
@@ -8525,6 +8787,9 @@
     <w:pPr>
       <w:spacing w:after="0" w:line="240" w:lineRule="auto"/>
     </w:pPr>
+    <w:rPr>
+      <w:rFonts w:ascii="Arial" w:hAnsi="Arial"/>
+    </w:rPr>
     <w:tblPr>
       <w:tblStyleRowBandSize w:val="1"/>
       <w:tblStyleColBandSize w:val="1"/>
@@ -8666,6 +8931,9 @@
     <w:pPr>
       <w:spacing w:after="0" w:line="240" w:lineRule="auto"/>
     </w:pPr>
+    <w:rPr>
+      <w:rFonts w:ascii="Arial" w:hAnsi="Arial"/>
+    </w:rPr>
     <w:tblPr>
       <w:tblStyleRowBandSize w:val="1"/>
       <w:tblStyleColBandSize w:val="1"/>
@@ -8807,6 +9075,9 @@
     <w:pPr>
       <w:spacing w:after="0" w:line="240" w:lineRule="auto"/>
     </w:pPr>
+    <w:rPr>
+      <w:rFonts w:ascii="Arial" w:hAnsi="Arial"/>
+    </w:rPr>
     <w:tblPr>
       <w:tblStyleRowBandSize w:val="1"/>
       <w:tblStyleColBandSize w:val="1"/>
@@ -8948,6 +9219,9 @@
     <w:pPr>
       <w:spacing w:after="0" w:line="240" w:lineRule="auto"/>
     </w:pPr>
+    <w:rPr>
+      <w:rFonts w:ascii="Arial" w:hAnsi="Arial"/>
+    </w:rPr>
     <w:tblPr>
       <w:tblStyleRowBandSize w:val="1"/>
       <w:tblStyleColBandSize w:val="1"/>
@@ -9089,6 +9363,9 @@
     <w:pPr>
       <w:spacing w:after="0" w:line="240" w:lineRule="auto"/>
     </w:pPr>
+    <w:rPr>
+      <w:rFonts w:ascii="Arial" w:hAnsi="Arial"/>
+    </w:rPr>
     <w:tblPr>
       <w:tblStyleRowBandSize w:val="1"/>
       <w:tblStyleColBandSize w:val="1"/>
@@ -9230,6 +9507,9 @@
     <w:pPr>
       <w:spacing w:after="0" w:line="240" w:lineRule="auto"/>
     </w:pPr>
+    <w:rPr>
+      <w:rFonts w:ascii="Arial" w:hAnsi="Arial"/>
+    </w:rPr>
     <w:tblPr>
       <w:tblStyleRowBandSize w:val="1"/>
       <w:tblStyleColBandSize w:val="1"/>
@@ -9372,6 +9652,7 @@
       <w:spacing w:after="0" w:line="240" w:lineRule="auto"/>
     </w:pPr>
     <w:rPr>
+      <w:rFonts w:ascii="Arial" w:hAnsi="Arial"/>
       <w:color w:val="FFFFFF" w:themeColor="background1"/>
     </w:rPr>
     <w:tblPr>
@@ -9486,6 +9767,7 @@
       <w:spacing w:after="0" w:line="240" w:lineRule="auto"/>
     </w:pPr>
     <w:rPr>
+      <w:rFonts w:ascii="Arial" w:hAnsi="Arial"/>
       <w:color w:val="FFFFFF" w:themeColor="background1"/>
     </w:rPr>
     <w:tblPr>
@@ -9600,6 +9882,7 @@
       <w:spacing w:after="0" w:line="240" w:lineRule="auto"/>
     </w:pPr>
     <w:rPr>
+      <w:rFonts w:ascii="Arial" w:hAnsi="Arial"/>
       <w:color w:val="FFFFFF" w:themeColor="background1"/>
     </w:rPr>
     <w:tblPr>
@@ -9714,6 +9997,7 @@
       <w:spacing w:after="0" w:line="240" w:lineRule="auto"/>
     </w:pPr>
     <w:rPr>
+      <w:rFonts w:ascii="Arial" w:hAnsi="Arial"/>
       <w:color w:val="FFFFFF" w:themeColor="background1"/>
     </w:rPr>
     <w:tblPr>
@@ -9828,6 +10112,7 @@
       <w:spacing w:after="0" w:line="240" w:lineRule="auto"/>
     </w:pPr>
     <w:rPr>
+      <w:rFonts w:ascii="Arial" w:hAnsi="Arial"/>
       <w:color w:val="FFFFFF" w:themeColor="background1"/>
     </w:rPr>
     <w:tblPr>
@@ -9942,6 +10227,7 @@
       <w:spacing w:after="0" w:line="240" w:lineRule="auto"/>
     </w:pPr>
     <w:rPr>
+      <w:rFonts w:ascii="Arial" w:hAnsi="Arial"/>
       <w:color w:val="FFFFFF" w:themeColor="background1"/>
     </w:rPr>
     <w:tblPr>
@@ -10056,6 +10342,7 @@
       <w:spacing w:after="0" w:line="240" w:lineRule="auto"/>
     </w:pPr>
     <w:rPr>
+      <w:rFonts w:ascii="Arial" w:hAnsi="Arial"/>
       <w:color w:val="FFFFFF" w:themeColor="background1"/>
     </w:rPr>
     <w:tblPr>
@@ -10170,6 +10457,7 @@
       <w:spacing w:after="0" w:line="240" w:lineRule="auto"/>
     </w:pPr>
     <w:rPr>
+      <w:rFonts w:ascii="Arial" w:hAnsi="Arial"/>
       <w:color w:val="000000" w:themeColor="text1"/>
     </w:rPr>
     <w:tblPr>
@@ -10292,6 +10580,7 @@
       <w:spacing w:after="0" w:line="240" w:lineRule="auto"/>
     </w:pPr>
     <w:rPr>
+      <w:rFonts w:ascii="Arial" w:hAnsi="Arial"/>
       <w:color w:val="000000" w:themeColor="text1"/>
     </w:rPr>
     <w:tblPr>
@@ -10414,6 +10703,7 @@
       <w:spacing w:after="0" w:line="240" w:lineRule="auto"/>
     </w:pPr>
     <w:rPr>
+      <w:rFonts w:ascii="Arial" w:hAnsi="Arial"/>
       <w:color w:val="000000" w:themeColor="text1"/>
     </w:rPr>
     <w:tblPr>
@@ -10536,6 +10826,7 @@
       <w:spacing w:after="0" w:line="240" w:lineRule="auto"/>
     </w:pPr>
     <w:rPr>
+      <w:rFonts w:ascii="Arial" w:hAnsi="Arial"/>
       <w:color w:val="000000" w:themeColor="text1"/>
     </w:rPr>
     <w:tblPr>
@@ -10648,6 +10939,7 @@
       <w:spacing w:after="0" w:line="240" w:lineRule="auto"/>
     </w:pPr>
     <w:rPr>
+      <w:rFonts w:ascii="Arial" w:hAnsi="Arial"/>
       <w:color w:val="000000" w:themeColor="text1"/>
     </w:rPr>
     <w:tblPr>
@@ -10770,6 +11062,7 @@
       <w:spacing w:after="0" w:line="240" w:lineRule="auto"/>
     </w:pPr>
     <w:rPr>
+      <w:rFonts w:ascii="Arial" w:hAnsi="Arial"/>
       <w:color w:val="000000" w:themeColor="text1"/>
     </w:rPr>
     <w:tblPr>
@@ -10892,6 +11185,7 @@
       <w:spacing w:after="0" w:line="240" w:lineRule="auto"/>
     </w:pPr>
     <w:rPr>
+      <w:rFonts w:ascii="Arial" w:hAnsi="Arial"/>
       <w:color w:val="000000" w:themeColor="text1"/>
     </w:rPr>
     <w:tblPr>
@@ -11014,6 +11308,7 @@
       <w:spacing w:after="0" w:line="240" w:lineRule="auto"/>
     </w:pPr>
     <w:rPr>
+      <w:rFonts w:ascii="Arial" w:hAnsi="Arial"/>
       <w:color w:val="000000" w:themeColor="text1"/>
     </w:rPr>
     <w:tblPr>
@@ -11100,6 +11395,7 @@
       <w:spacing w:after="0" w:line="240" w:lineRule="auto"/>
     </w:pPr>
     <w:rPr>
+      <w:rFonts w:ascii="Arial" w:hAnsi="Arial"/>
       <w:color w:val="000000" w:themeColor="text1"/>
     </w:rPr>
     <w:tblPr>
@@ -11186,6 +11482,7 @@
       <w:spacing w:after="0" w:line="240" w:lineRule="auto"/>
     </w:pPr>
     <w:rPr>
+      <w:rFonts w:ascii="Arial" w:hAnsi="Arial"/>
       <w:color w:val="000000" w:themeColor="text1"/>
     </w:rPr>
     <w:tblPr>
@@ -11272,6 +11569,7 @@
       <w:spacing w:after="0" w:line="240" w:lineRule="auto"/>
     </w:pPr>
     <w:rPr>
+      <w:rFonts w:ascii="Arial" w:hAnsi="Arial"/>
       <w:color w:val="000000" w:themeColor="text1"/>
     </w:rPr>
     <w:tblPr>
@@ -11358,6 +11656,7 @@
       <w:spacing w:after="0" w:line="240" w:lineRule="auto"/>
     </w:pPr>
     <w:rPr>
+      <w:rFonts w:ascii="Arial" w:hAnsi="Arial"/>
       <w:color w:val="000000" w:themeColor="text1"/>
     </w:rPr>
     <w:tblPr>
@@ -11444,6 +11743,7 @@
       <w:spacing w:after="0" w:line="240" w:lineRule="auto"/>
     </w:pPr>
     <w:rPr>
+      <w:rFonts w:ascii="Arial" w:hAnsi="Arial"/>
       <w:color w:val="000000" w:themeColor="text1"/>
     </w:rPr>
     <w:tblPr>
@@ -11530,6 +11830,7 @@
       <w:spacing w:after="0" w:line="240" w:lineRule="auto"/>
     </w:pPr>
     <w:rPr>
+      <w:rFonts w:ascii="Arial" w:hAnsi="Arial"/>
       <w:color w:val="000000" w:themeColor="text1"/>
     </w:rPr>
     <w:tblPr>
@@ -11616,6 +11917,7 @@
       <w:spacing w:after="0" w:line="240" w:lineRule="auto"/>
     </w:pPr>
     <w:rPr>
+      <w:rFonts w:ascii="Arial" w:hAnsi="Arial"/>
       <w:color w:val="000000" w:themeColor="text1"/>
     </w:rPr>
     <w:tblPr>
@@ -11696,6 +11998,7 @@
       <w:spacing w:after="0" w:line="240" w:lineRule="auto"/>
     </w:pPr>
     <w:rPr>
+      <w:rFonts w:ascii="Arial" w:hAnsi="Arial"/>
       <w:color w:val="000000" w:themeColor="text1"/>
     </w:rPr>
     <w:tblPr>
@@ -11776,6 +12079,7 @@
       <w:spacing w:after="0" w:line="240" w:lineRule="auto"/>
     </w:pPr>
     <w:rPr>
+      <w:rFonts w:ascii="Arial" w:hAnsi="Arial"/>
       <w:color w:val="000000" w:themeColor="text1"/>
     </w:rPr>
     <w:tblPr>
@@ -11856,6 +12160,7 @@
       <w:spacing w:after="0" w:line="240" w:lineRule="auto"/>
     </w:pPr>
     <w:rPr>
+      <w:rFonts w:ascii="Arial" w:hAnsi="Arial"/>
       <w:color w:val="000000" w:themeColor="text1"/>
     </w:rPr>
     <w:tblPr>
@@ -11936,6 +12241,7 @@
       <w:spacing w:after="0" w:line="240" w:lineRule="auto"/>
     </w:pPr>
     <w:rPr>
+      <w:rFonts w:ascii="Arial" w:hAnsi="Arial"/>
       <w:color w:val="000000" w:themeColor="text1"/>
     </w:rPr>
     <w:tblPr>
@@ -12016,6 +12322,7 @@
       <w:spacing w:after="0" w:line="240" w:lineRule="auto"/>
     </w:pPr>
     <w:rPr>
+      <w:rFonts w:ascii="Arial" w:hAnsi="Arial"/>
       <w:color w:val="000000" w:themeColor="text1"/>
     </w:rPr>
     <w:tblPr>
@@ -12096,6 +12403,7 @@
       <w:spacing w:after="0" w:line="240" w:lineRule="auto"/>
     </w:pPr>
     <w:rPr>
+      <w:rFonts w:ascii="Arial" w:hAnsi="Arial"/>
       <w:color w:val="000000" w:themeColor="text1"/>
     </w:rPr>
     <w:tblPr>
